--- a/zht/docx/22.content.docx
+++ b/zht/docx/22.content.docx
@@ -810,18 +810,12 @@
         </w:rPr>
         <w:t>這卷書的兩位主要人物是一名男子和一名女子，他們彼此相愛。在</w:t>
       </w:r>
-      <w:hyperlink r:id="rId13">
-        <w:r>
-          <w:rPr>
-            <w:lang w:val="zh_TW" w:bidi="zh_TW"/>
-          </w:rPr>
-          <w:rPr>
-            <w:color w:val="0000EE"/>
-            <w:u w:val="single"/>
-          </w:rPr>
-          <w:t>八章8至9節</w:t>
-        </w:r>
-      </w:hyperlink>
+      <w:r>
+        <w:rPr>
+          <w:lang w:val="zh_TW" w:bidi="zh_TW"/>
+        </w:rPr>
+        <w:t>八章8至9節</w:t>
+      </w:r>
       <w:r>
         <w:rPr>
           <w:lang w:val="zh_TW" w:bidi="zh_TW"/>
@@ -1149,18 +1143,12 @@
         </w:rPr>
         <w:t>在古代近東，富人通常擁有較白皙的皮膚，因為他們不需要在陽光下工作。這位年輕女性必須在陽光下工作，她的皮膚因此變得黝黑，這就是為什麼她在</w:t>
       </w:r>
-      <w:hyperlink r:id="rId14">
-        <w:r>
-          <w:rPr>
-            <w:lang w:val="zh_TW" w:bidi="zh_TW"/>
-          </w:rPr>
-          <w:rPr>
-            <w:color w:val="0000EE"/>
-            <w:u w:val="single"/>
-          </w:rPr>
-          <w:t>一章5至6節</w:t>
-        </w:r>
-      </w:hyperlink>
+      <w:r>
+        <w:rPr>
+          <w:lang w:val="zh_TW" w:bidi="zh_TW"/>
+        </w:rPr>
+        <w:t>一章5至6節</w:t>
+      </w:r>
       <w:r>
         <w:rPr>
           <w:lang w:val="zh_TW" w:bidi="zh_TW"/>
@@ -1273,18 +1261,12 @@
         </w:rPr>
         <w:t>希伯來詩歌有時使用一種稱為「交叉對稱」的文學手法（有時稱為「交錯法」）。「交叉對稱」是指字詞或片語按照AB-BA的順序排列。</w:t>
       </w:r>
-      <w:hyperlink r:id="rId15">
-        <w:r>
-          <w:rPr>
-            <w:lang w:val="zh_TW" w:bidi="zh_TW"/>
-          </w:rPr>
-          <w:rPr>
-            <w:color w:val="0000EE"/>
-            <w:u w:val="single"/>
-          </w:rPr>
-          <w:t>雅歌二章14節</w:t>
-        </w:r>
-      </w:hyperlink>
+      <w:r>
+        <w:rPr>
+          <w:lang w:val="zh_TW" w:bidi="zh_TW"/>
+        </w:rPr>
+        <w:t>雅歌二章14節</w:t>
+      </w:r>
       <w:r>
         <w:rPr>
           <w:lang w:val="zh_TW" w:bidi="zh_TW"/>
@@ -1407,36 +1389,24 @@
           <w:lang w:val="zh_TW" w:bidi="zh_TW"/>
         </w:rPr>
       </w:r>
-      <w:hyperlink r:id="rId16">
-        <w:r>
-          <w:rPr>
-            <w:lang w:val="zh_TW" w:bidi="zh_TW"/>
-          </w:rPr>
-          <w:rPr>
-            <w:color w:val="0000EE"/>
-            <w:u w:val="single"/>
-          </w:rPr>
-          <w:t>三章1至3節</w:t>
-        </w:r>
-      </w:hyperlink>
+      <w:r>
+        <w:rPr>
+          <w:lang w:val="zh_TW" w:bidi="zh_TW"/>
+        </w:rPr>
+        <w:t>三章1至3節</w:t>
+      </w:r>
       <w:r>
         <w:rPr>
           <w:lang w:val="zh_TW" w:bidi="zh_TW"/>
         </w:rPr>
         <w:t>描述了女子對所愛之人的渴望，以及她努力尋找所愛之人的過程。</w:t>
       </w:r>
-      <w:hyperlink r:id="rId17">
-        <w:r>
-          <w:rPr>
-            <w:lang w:val="zh_TW" w:bidi="zh_TW"/>
-          </w:rPr>
-          <w:rPr>
-            <w:color w:val="0000EE"/>
-            <w:u w:val="single"/>
-          </w:rPr>
-          <w:t>三章4節</w:t>
-        </w:r>
-      </w:hyperlink>
+      <w:r>
+        <w:rPr>
+          <w:lang w:val="zh_TW" w:bidi="zh_TW"/>
+        </w:rPr>
+        <w:t>三章4節</w:t>
+      </w:r>
       <w:r>
         <w:rPr>
           <w:lang w:val="zh_TW" w:bidi="zh_TW"/>
@@ -1459,18 +1429,12 @@
       <w:pPr>
         <w:pStyle w:val="Heading4"/>
       </w:pPr>
-      <w:hyperlink r:id="rId18">
-        <w:r>
-          <w:rPr>
-            <w:lang w:val="zh_TW" w:bidi="zh_TW"/>
-          </w:rPr>
-          <w:rPr>
-            <w:color w:val="0000EE"/>
-            <w:u w:val="single"/>
-          </w:rPr>
-          <w:t>三章1至4節</w:t>
-        </w:r>
-      </w:hyperlink>
+      <w:r>
+        <w:rPr>
+          <w:lang w:val="zh_TW" w:bidi="zh_TW"/>
+        </w:rPr>
+        <w:t>三章1至4節</w:t>
+      </w:r>
       <w:r>
         <w:rPr>
           <w:lang w:val="zh_TW" w:bidi="zh_TW"/>
@@ -1491,36 +1455,24 @@
         </w:rPr>
         <w:t>聖經學者不確定</w:t>
       </w:r>
-      <w:hyperlink r:id="rId18">
-        <w:r>
-          <w:rPr>
-            <w:lang w:val="zh_TW" w:bidi="zh_TW"/>
-          </w:rPr>
-          <w:rPr>
-            <w:color w:val="0000EE"/>
-            <w:u w:val="single"/>
-          </w:rPr>
-          <w:t>三章1至4節</w:t>
-        </w:r>
-      </w:hyperlink>
+      <w:r>
+        <w:rPr>
+          <w:lang w:val="zh_TW" w:bidi="zh_TW"/>
+        </w:rPr>
+        <w:t>三章1至4節</w:t>
+      </w:r>
       <w:r>
         <w:rPr>
           <w:lang w:val="zh_TW" w:bidi="zh_TW"/>
         </w:rPr>
         <w:t>中所描述的事件是真實事件，還是女子夢中的內容，或是女子想像的事情。許多聖經學者認為</w:t>
       </w:r>
-      <w:hyperlink r:id="rId18">
-        <w:r>
-          <w:rPr>
-            <w:lang w:val="zh_TW" w:bidi="zh_TW"/>
-          </w:rPr>
-          <w:rPr>
-            <w:color w:val="0000EE"/>
-            <w:u w:val="single"/>
-          </w:rPr>
-          <w:t>三章1至4節</w:t>
-        </w:r>
-      </w:hyperlink>
+      <w:r>
+        <w:rPr>
+          <w:lang w:val="zh_TW" w:bidi="zh_TW"/>
+        </w:rPr>
+        <w:t>三章1至4節</w:t>
+      </w:r>
       <w:r>
         <w:rPr>
           <w:lang w:val="zh_TW" w:bidi="zh_TW"/>
@@ -1597,36 +1549,24 @@
         </w:rPr>
         <w:t>這名男子在</w:t>
       </w:r>
-      <w:hyperlink r:id="rId19">
-        <w:r>
-          <w:rPr>
-            <w:lang w:val="zh_TW" w:bidi="zh_TW"/>
-          </w:rPr>
-          <w:rPr>
-            <w:color w:val="0000EE"/>
-            <w:u w:val="single"/>
-          </w:rPr>
-          <w:t>四章1至5節</w:t>
-        </w:r>
-      </w:hyperlink>
+      <w:r>
+        <w:rPr>
+          <w:lang w:val="zh_TW" w:bidi="zh_TW"/>
+        </w:rPr>
+        <w:t>四章1至5節</w:t>
+      </w:r>
       <w:r>
         <w:rPr>
           <w:lang w:val="zh_TW" w:bidi="zh_TW"/>
         </w:rPr>
         <w:t>和</w:t>
       </w:r>
-      <w:hyperlink r:id="rId20">
-        <w:r>
-          <w:rPr>
-            <w:lang w:val="zh_TW" w:bidi="zh_TW"/>
-          </w:rPr>
-          <w:rPr>
-            <w:color w:val="0000EE"/>
-            <w:u w:val="single"/>
-          </w:rPr>
-          <w:t>四章7節</w:t>
-        </w:r>
-      </w:hyperlink>
+      <w:r>
+        <w:rPr>
+          <w:lang w:val="zh_TW" w:bidi="zh_TW"/>
+        </w:rPr>
+        <w:t>四章7節</w:t>
+      </w:r>
       <w:r>
         <w:rPr>
           <w:lang w:val="zh_TW" w:bidi="zh_TW"/>
@@ -1658,36 +1598,24 @@
         </w:rPr>
         <w:t>在</w:t>
       </w:r>
-      <w:hyperlink r:id="rId21">
-        <w:r>
-          <w:rPr>
-            <w:lang w:val="zh_TW" w:bidi="zh_TW"/>
-          </w:rPr>
-          <w:rPr>
-            <w:color w:val="0000EE"/>
-            <w:u w:val="single"/>
-          </w:rPr>
-          <w:t>四章8節</w:t>
-        </w:r>
-      </w:hyperlink>
+      <w:r>
+        <w:rPr>
+          <w:lang w:val="zh_TW" w:bidi="zh_TW"/>
+        </w:rPr>
+        <w:t>四章8節</w:t>
+      </w:r>
       <w:r>
         <w:rPr>
           <w:lang w:val="zh_TW" w:bidi="zh_TW"/>
         </w:rPr>
         <w:t>，這名男子談到他所愛的女子時，彷彿她離他很遠，他邀請她「一同離開」，並「從」三個的高處「往下」，與他在一起。這名女子實際上並不住在這些地方，但這位男子用富有想像力和詩意的語言來描述他因與她分離而感受到的情感，以及想和她在一起的渴望。</w:t>
       </w:r>
-      <w:hyperlink r:id="rId22">
-        <w:r>
-          <w:rPr>
-            <w:lang w:val="zh_TW" w:bidi="zh_TW"/>
-          </w:rPr>
-          <w:rPr>
-            <w:color w:val="0000EE"/>
-            <w:u w:val="single"/>
-          </w:rPr>
-          <w:t>四章12節</w:t>
-        </w:r>
-      </w:hyperlink>
+      <w:r>
+        <w:rPr>
+          <w:lang w:val="zh_TW" w:bidi="zh_TW"/>
+        </w:rPr>
+        <w:t>四章12節</w:t>
+      </w:r>
       <w:r>
         <w:rPr>
           <w:lang w:val="zh_TW" w:bidi="zh_TW"/>
@@ -1724,18 +1652,12 @@
           <w:lang w:val="zh_TW" w:bidi="zh_TW"/>
         </w:rPr>
       </w:r>
-      <w:hyperlink r:id="rId23">
-        <w:r>
-          <w:rPr>
-            <w:lang w:val="zh_TW" w:bidi="zh_TW"/>
-          </w:rPr>
-          <w:rPr>
-            <w:color w:val="0000EE"/>
-            <w:u w:val="single"/>
-          </w:rPr>
-          <w:t>四章12節至五章1節</w:t>
-        </w:r>
-      </w:hyperlink>
+      <w:r>
+        <w:rPr>
+          <w:lang w:val="zh_TW" w:bidi="zh_TW"/>
+        </w:rPr>
+        <w:t>四章12節至五章1節</w:t>
+      </w:r>
       <w:r>
         <w:rPr>
           <w:lang w:val="zh_TW" w:bidi="zh_TW"/>
@@ -1754,54 +1676,36 @@
         </w:rPr>
         <w:t>」（</w:t>
       </w:r>
-      <w:hyperlink r:id="rId24">
-        <w:r>
-          <w:rPr>
-            <w:lang w:val="zh_TW" w:bidi="zh_TW"/>
-          </w:rPr>
-          <w:rPr>
-            <w:color w:val="0000EE"/>
-            <w:u w:val="single"/>
-          </w:rPr>
-          <w:t>4:12–4:15</w:t>
-        </w:r>
-      </w:hyperlink>
+      <w:r>
+        <w:rPr>
+          <w:lang w:val="zh_TW" w:bidi="zh_TW"/>
+        </w:rPr>
+        <w:t>4:12–4:15</w:t>
+      </w:r>
       <w:r>
         <w:rPr>
           <w:lang w:val="zh_TW" w:bidi="zh_TW"/>
         </w:rPr>
         <w:t>），這裡生長著許多令人愉悅的事物，然後女子在</w:t>
       </w:r>
-      <w:hyperlink r:id="rId25">
-        <w:r>
-          <w:rPr>
-            <w:lang w:val="zh_TW" w:bidi="zh_TW"/>
-          </w:rPr>
-          <w:rPr>
-            <w:color w:val="0000EE"/>
-            <w:u w:val="single"/>
-          </w:rPr>
-          <w:t>四章16節</w:t>
-        </w:r>
-      </w:hyperlink>
+      <w:r>
+        <w:rPr>
+          <w:lang w:val="zh_TW" w:bidi="zh_TW"/>
+        </w:rPr>
+        <w:t>四章16節</w:t>
+      </w:r>
       <w:r>
         <w:rPr>
           <w:lang w:val="zh_TW" w:bidi="zh_TW"/>
         </w:rPr>
         <w:t>中回應他，邀請男子來到她的園中。男子隨後在</w:t>
       </w:r>
-      <w:hyperlink r:id="rId26">
-        <w:r>
-          <w:rPr>
-            <w:lang w:val="zh_TW" w:bidi="zh_TW"/>
-          </w:rPr>
-          <w:rPr>
-            <w:color w:val="0000EE"/>
-            <w:u w:val="single"/>
-          </w:rPr>
-          <w:t>五章1節</w:t>
-        </w:r>
-      </w:hyperlink>
+      <w:r>
+        <w:rPr>
+          <w:lang w:val="zh_TW" w:bidi="zh_TW"/>
+        </w:rPr>
+        <w:t>五章1節</w:t>
+      </w:r>
       <w:r>
         <w:rPr>
           <w:lang w:val="zh_TW" w:bidi="zh_TW"/>
@@ -1821,90 +1725,60 @@
         </w:rPr>
         <w:t>這個字詞在</w:t>
       </w:r>
-      <w:hyperlink r:id="rId22">
-        <w:r>
-          <w:rPr>
-            <w:lang w:val="zh_TW" w:bidi="zh_TW"/>
-          </w:rPr>
-          <w:rPr>
-            <w:color w:val="0000EE"/>
-            <w:u w:val="single"/>
-          </w:rPr>
-          <w:t>四章12節</w:t>
-        </w:r>
-      </w:hyperlink>
+      <w:r>
+        <w:rPr>
+          <w:lang w:val="zh_TW" w:bidi="zh_TW"/>
+        </w:rPr>
+        <w:t>四章12節</w:t>
+      </w:r>
       <w:r>
         <w:rPr>
           <w:lang w:val="zh_TW" w:bidi="zh_TW"/>
         </w:rPr>
         <w:t>、</w:t>
       </w:r>
-      <w:hyperlink r:id="rId25">
-        <w:r>
-          <w:rPr>
-            <w:lang w:val="zh_TW" w:bidi="zh_TW"/>
-          </w:rPr>
-          <w:rPr>
-            <w:color w:val="0000EE"/>
-            <w:u w:val="single"/>
-          </w:rPr>
-          <w:t>四章16節</w:t>
-        </w:r>
-      </w:hyperlink>
+      <w:r>
+        <w:rPr>
+          <w:lang w:val="zh_TW" w:bidi="zh_TW"/>
+        </w:rPr>
+        <w:t>四章16節</w:t>
+      </w:r>
       <w:r>
         <w:rPr>
           <w:lang w:val="zh_TW" w:bidi="zh_TW"/>
         </w:rPr>
         <w:t>（兩次）和</w:t>
       </w:r>
-      <w:hyperlink r:id="rId26">
-        <w:r>
-          <w:rPr>
-            <w:lang w:val="zh_TW" w:bidi="zh_TW"/>
-          </w:rPr>
-          <w:rPr>
-            <w:color w:val="0000EE"/>
-            <w:u w:val="single"/>
-          </w:rPr>
-          <w:t>五章1節</w:t>
-        </w:r>
-      </w:hyperlink>
+      <w:r>
+        <w:rPr>
+          <w:lang w:val="zh_TW" w:bidi="zh_TW"/>
+        </w:rPr>
+        <w:t>五章1節</w:t>
+      </w:r>
       <w:r>
         <w:rPr>
           <w:lang w:val="zh_TW" w:bidi="zh_TW"/>
         </w:rPr>
         <w:t>中是作為女子的隱喻。你應該在翻譯「園」這個字詞時保持一致。在</w:t>
       </w:r>
-      <w:hyperlink r:id="rId27">
-        <w:r>
-          <w:rPr>
-            <w:lang w:val="zh_TW" w:bidi="zh_TW"/>
-          </w:rPr>
-          <w:rPr>
-            <w:color w:val="0000EE"/>
-            <w:u w:val="single"/>
-          </w:rPr>
-          <w:t>四章13節</w:t>
-        </w:r>
-      </w:hyperlink>
+      <w:r>
+        <w:rPr>
+          <w:lang w:val="zh_TW" w:bidi="zh_TW"/>
+        </w:rPr>
+        <w:t>四章13節</w:t>
+      </w:r>
       <w:r>
         <w:rPr>
           <w:lang w:val="zh_TW" w:bidi="zh_TW"/>
         </w:rPr>
         <w:t>中，男子將女子的身體比喻為「一個有美味果實的石榴樹園」，然後在</w:t>
       </w:r>
-      <w:hyperlink r:id="rId25">
-        <w:r>
-          <w:rPr>
-            <w:lang w:val="zh_TW" w:bidi="zh_TW"/>
-          </w:rPr>
-          <w:rPr>
-            <w:color w:val="0000EE"/>
-            <w:u w:val="single"/>
-          </w:rPr>
-          <w:t>四章16節</w:t>
-        </w:r>
-      </w:hyperlink>
+      <w:r>
+        <w:rPr>
+          <w:lang w:val="zh_TW" w:bidi="zh_TW"/>
+        </w:rPr>
+        <w:t>四章16節</w:t>
+      </w:r>
       <w:r>
         <w:rPr>
           <w:lang w:val="zh_TW" w:bidi="zh_TW"/>
@@ -2263,18 +2137,12 @@
       <w:pPr>
         <w:pStyle w:val="Heading4"/>
       </w:pPr>
-      <w:hyperlink r:id="rId28">
-        <w:r>
-          <w:rPr>
-            <w:lang w:val="zh_TW" w:bidi="zh_TW"/>
-          </w:rPr>
-          <w:rPr>
-            <w:color w:val="0000EE"/>
-            <w:u w:val="single"/>
-          </w:rPr>
-          <w:t>五章13節</w:t>
-        </w:r>
-      </w:hyperlink>
+      <w:r>
+        <w:rPr>
+          <w:lang w:val="zh_TW" w:bidi="zh_TW"/>
+        </w:rPr>
+        <w:t>五章13節</w:t>
+      </w:r>
       <w:r>
         <w:rPr>
           <w:lang w:val="zh_TW" w:bidi="zh_TW"/>
@@ -2645,18 +2513,12 @@
       <w:pPr>
         <w:pStyle w:val="Heading4"/>
       </w:pPr>
-      <w:hyperlink r:id="rId29">
-        <w:r>
-          <w:rPr>
-            <w:lang w:val="zh_TW" w:bidi="zh_TW"/>
-          </w:rPr>
-          <w:rPr>
-            <w:color w:val="0000EE"/>
-            <w:u w:val="single"/>
-          </w:rPr>
-          <w:t>七章6節</w:t>
-        </w:r>
-      </w:hyperlink>
+      <w:r>
+        <w:rPr>
+          <w:lang w:val="zh_TW" w:bidi="zh_TW"/>
+        </w:rPr>
+        <w:t>七章6節</w:t>
+      </w:r>
       <w:r>
         <w:rPr>
           <w:lang w:val="zh_TW" w:bidi="zh_TW"/>
@@ -2682,18 +2544,12 @@
       <w:pPr>
         <w:pStyle w:val="Heading4"/>
       </w:pPr>
-      <w:hyperlink r:id="rId30">
-        <w:r>
-          <w:rPr>
-            <w:lang w:val="zh_TW" w:bidi="zh_TW"/>
-          </w:rPr>
-          <w:rPr>
-            <w:color w:val="0000EE"/>
-            <w:u w:val="single"/>
-          </w:rPr>
-          <w:t>七章9節</w:t>
-        </w:r>
-      </w:hyperlink>
+      <w:r>
+        <w:rPr>
+          <w:lang w:val="zh_TW" w:bidi="zh_TW"/>
+        </w:rPr>
+        <w:t>七章9節</w:t>
+      </w:r>
       <w:r>
         <w:rPr>
           <w:lang w:val="zh_TW" w:bidi="zh_TW"/>
@@ -2800,18 +2656,12 @@
       <w:pPr>
         <w:pStyle w:val="Heading4"/>
       </w:pPr>
-      <w:hyperlink r:id="rId31">
-        <w:r>
-          <w:rPr>
-            <w:lang w:val="zh_TW" w:bidi="zh_TW"/>
-          </w:rPr>
-          <w:rPr>
-            <w:color w:val="0000EE"/>
-            <w:u w:val="single"/>
-          </w:rPr>
-          <w:t>八章12節</w:t>
-        </w:r>
-      </w:hyperlink>
+      <w:r>
+        <w:rPr>
+          <w:lang w:val="zh_TW" w:bidi="zh_TW"/>
+        </w:rPr>
+        <w:t>八章12節</w:t>
+      </w:r>
       <w:r>
         <w:rPr>
           <w:lang w:val="zh_TW" w:bidi="zh_TW"/>
@@ -2826,54 +2676,36 @@
           <w:lang w:val="zh_TW" w:bidi="zh_TW"/>
         </w:rPr>
       </w:r>
-      <w:hyperlink r:id="rId31">
-        <w:r>
-          <w:rPr>
-            <w:lang w:val="zh_TW" w:bidi="zh_TW"/>
-          </w:rPr>
-          <w:rPr>
-            <w:color w:val="0000EE"/>
-            <w:u w:val="single"/>
-          </w:rPr>
-          <w:t>八章12節</w:t>
-        </w:r>
-      </w:hyperlink>
+      <w:r>
+        <w:rPr>
+          <w:lang w:val="zh_TW" w:bidi="zh_TW"/>
+        </w:rPr>
+        <w:t>八章12節</w:t>
+      </w:r>
       <w:r>
         <w:rPr>
           <w:lang w:val="zh_TW" w:bidi="zh_TW"/>
         </w:rPr>
         <w:t>的三種可能意思是：（1）女子將自己比喻為葡萄園，說她的葡萄園只屬於她自己，並將自己與所羅門的葡萄園（</w:t>
       </w:r>
-      <w:hyperlink r:id="rId32">
-        <w:r>
-          <w:rPr>
-            <w:lang w:val="zh_TW" w:bidi="zh_TW"/>
-          </w:rPr>
-          <w:rPr>
-            <w:color w:val="0000EE"/>
-            <w:u w:val="single"/>
-          </w:rPr>
-          <w:t>8:11</w:t>
-        </w:r>
-      </w:hyperlink>
+      <w:r>
+        <w:rPr>
+          <w:lang w:val="zh_TW" w:bidi="zh_TW"/>
+        </w:rPr>
+        <w:t>8:11</w:t>
+      </w:r>
       <w:r>
         <w:rPr>
           <w:lang w:val="zh_TW" w:bidi="zh_TW"/>
         </w:rPr>
         <w:t>中討論過）相比，並說所羅門可以保留他葡萄園的收益，而看守他的葡萄園的人可保留他們那部分的收益。這是本註釋的解釋。（2）女子將自己比喻為葡萄園，說她的葡萄園只屬於她自己，但她所愛並稱為所羅門的男子可以自由地擁有這個葡萄園（她），因為她自由地選擇將自己獻給他。（3）男子將他所愛的女子比喻為葡萄園，並說他的葡萄園（他所愛的女子）只屬於他自己，並將他的葡萄園（他所愛的女子）與所羅門的葡萄園（</w:t>
       </w:r>
-      <w:hyperlink r:id="rId32">
-        <w:r>
-          <w:rPr>
-            <w:lang w:val="zh_TW" w:bidi="zh_TW"/>
-          </w:rPr>
-          <w:rPr>
-            <w:color w:val="0000EE"/>
-            <w:u w:val="single"/>
-          </w:rPr>
-          <w:t>8:11</w:t>
-        </w:r>
-      </w:hyperlink>
+      <w:r>
+        <w:rPr>
+          <w:lang w:val="zh_TW" w:bidi="zh_TW"/>
+        </w:rPr>
+        <w:t>8:11</w:t>
+      </w:r>
       <w:r>
         <w:rPr>
           <w:lang w:val="zh_TW" w:bidi="zh_TW"/>
